--- a/Ansible to Orchestrator Transition/vmops/Cleanup VM Snapshots/Documentation/03_Implementation_Guide.docx
+++ b/Ansible to Orchestrator Transition/vmops/Cleanup VM Snapshots/Documentation/03_Implementation_Guide.docx
@@ -30,7 +30,7 @@
           <wp:inline distT="0" distB="0" distL="0" distR="0" wp14:anchorId="33D66DDA" wp14:editId="6666B4F5">
             <wp:extent cx="5715000" cy="3219450"/>
             <wp:effectExtent l="0" t="0" r="0" b="0"/>
-            <wp:docPr id="661828392" name="drawing" title="Cover&#10;Private Cloud Operations banner"/>
+            <wp:docPr id="661828392" name="drawing" title="Cover Private Cloud Operations banner"/>
             <wp:cNvGraphicFramePr>
               <a:graphicFrameLocks xmlns:a="http://schemas.openxmlformats.org/drawingml/2006/main" noChangeAspect="1"/>
             </wp:cNvGraphicFramePr>
@@ -253,12 +253,6 @@
         <w:gridCol w:w="9240"/>
       </w:tblGrid>
       <w:tr>
-        <w:tblPrEx>
-          <w:tblCellMar>
-            <w:top w:w="0" w:type="dxa"/>
-            <w:bottom w:w="0" w:type="dxa"/>
-          </w:tblCellMar>
-        </w:tblPrEx>
         <w:tc>
           <w:tcPr>
             <w:tcW w:w="120" w:type="dxa"/>
@@ -301,13 +295,7 @@
           </w:p>
           <w:p>
             <w:r>
-              <w:t xml:space="preserve">This workflow is distributed as a single </w:t>
-            </w:r>
-            <w:r>
-              <w:t>VCF</w:t>
-            </w:r>
-            <w:r>
-              <w:t xml:space="preserve"> Orchestrator package file: com.broadcom.pso.vm.snapshot.cleanup.package. The package contains the complete workflow, all scriptable tasks, all action modules, and the required configuration element category. Deployment is an import operation followed by a short configuration step — you do not need to create actions, modules, or scriptable tasks manually.</w:t>
+              <w:t>This workflow is distributed as a single VCF Orchestrator package file: com.broadcom.pso.vm.snapshot.cleanup.package. The package contains the complete workflow, all scriptable tasks, all action modules, and the required configuration element category. Deployment is an import operation followed by a short configuration step — you do not need to create actions, modules, or scriptable tasks manually.</w:t>
             </w:r>
           </w:p>
         </w:tc>
@@ -359,12 +347,6 @@
         <w:gridCol w:w="6360"/>
       </w:tblGrid>
       <w:tr>
-        <w:tblPrEx>
-          <w:tblCellMar>
-            <w:top w:w="0" w:type="dxa"/>
-            <w:bottom w:w="0" w:type="dxa"/>
-          </w:tblCellMar>
-        </w:tblPrEx>
         <w:trPr>
           <w:tblHeader/>
         </w:trPr>
@@ -439,12 +421,6 @@
         </w:tc>
       </w:tr>
       <w:tr>
-        <w:tblPrEx>
-          <w:tblCellMar>
-            <w:top w:w="0" w:type="dxa"/>
-            <w:bottom w:w="0" w:type="dxa"/>
-          </w:tblCellMar>
-        </w:tblPrEx>
         <w:tc>
           <w:tcPr>
             <w:tcW w:w="3000" w:type="dxa"/>
@@ -507,12 +483,6 @@
         </w:tc>
       </w:tr>
       <w:tr>
-        <w:tblPrEx>
-          <w:tblCellMar>
-            <w:top w:w="0" w:type="dxa"/>
-            <w:bottom w:w="0" w:type="dxa"/>
-          </w:tblCellMar>
-        </w:tblPrEx>
         <w:tc>
           <w:tcPr>
             <w:tcW w:w="3000" w:type="dxa"/>
@@ -539,21 +509,7 @@
                 <w:sz w:val="20"/>
                 <w:szCs w:val="20"/>
               </w:rPr>
-              <w:t xml:space="preserve">Embedded </w:t>
-            </w:r>
-            <w:r>
-              <w:rPr>
-                <w:sz w:val="20"/>
-                <w:szCs w:val="20"/>
-              </w:rPr>
-              <w:t>VCF</w:t>
-            </w:r>
-            <w:r>
-              <w:rPr>
-                <w:sz w:val="20"/>
-                <w:szCs w:val="20"/>
-              </w:rPr>
-              <w:t xml:space="preserve"> Orchestrator</w:t>
+              <w:t>Embedded VCF Orchestrator</w:t>
             </w:r>
           </w:p>
         </w:tc>
@@ -583,18 +539,12 @@
                 <w:sz w:val="20"/>
                 <w:szCs w:val="20"/>
               </w:rPr>
-              <w:t>8.17.x</w:t>
+              <w:t>9.0.2 or later</w:t>
             </w:r>
           </w:p>
         </w:tc>
       </w:tr>
       <w:tr>
-        <w:tblPrEx>
-          <w:tblCellMar>
-            <w:top w:w="0" w:type="dxa"/>
-            <w:bottom w:w="0" w:type="dxa"/>
-          </w:tblCellMar>
-        </w:tblPrEx>
         <w:tc>
           <w:tcPr>
             <w:tcW w:w="3000" w:type="dxa"/>
@@ -651,32 +601,12 @@
                 <w:sz w:val="20"/>
                 <w:szCs w:val="20"/>
               </w:rPr>
-              <w:t xml:space="preserve">9.0 or later (one or more, all registered with </w:t>
-            </w:r>
-            <w:r>
-              <w:rPr>
-                <w:sz w:val="20"/>
-                <w:szCs w:val="20"/>
-              </w:rPr>
-              <w:t>VCF Orchestrator</w:t>
-            </w:r>
-            <w:r>
-              <w:rPr>
-                <w:sz w:val="20"/>
-                <w:szCs w:val="20"/>
-              </w:rPr>
-              <w:t>)</w:t>
+              <w:t>9.0 or later (one or more, all registered with VCF Orchestrator)</w:t>
             </w:r>
           </w:p>
         </w:tc>
       </w:tr>
       <w:tr>
-        <w:tblPrEx>
-          <w:tblCellMar>
-            <w:top w:w="0" w:type="dxa"/>
-            <w:bottom w:w="0" w:type="dxa"/>
-          </w:tblCellMar>
-        </w:tblPrEx>
         <w:tc>
           <w:tcPr>
             <w:tcW w:w="3000" w:type="dxa"/>
@@ -703,14 +633,7 @@
                 <w:sz w:val="20"/>
                 <w:szCs w:val="20"/>
               </w:rPr>
-              <w:t>VCF</w:t>
-            </w:r>
-            <w:r>
-              <w:rPr>
-                <w:sz w:val="20"/>
-                <w:szCs w:val="20"/>
-              </w:rPr>
-              <w:t xml:space="preserve"> Operations for Logs</w:t>
+              <w:t>VCF Operations for Logs</w:t>
             </w:r>
           </w:p>
         </w:tc>
@@ -767,13 +690,7 @@
         <w:spacing w:after="120"/>
       </w:pPr>
       <w:r>
-        <w:t xml:space="preserve">The </w:t>
-      </w:r>
-      <w:r>
-        <w:t>VCF Orchestrator</w:t>
-      </w:r>
-      <w:r>
-        <w:t xml:space="preserve"> service account must have the following minimum privileges in every in-scope vCenter:</w:t>
+        <w:t>The VCF Orchestrator service account must have the following minimum privileges in every in-scope vCenter:</w:t>
       </w:r>
     </w:p>
     <w:p>
@@ -846,16 +763,7 @@
         <w:spacing w:after="80"/>
       </w:pPr>
       <w:r>
-        <w:t>VCF Orchestrator</w:t>
-      </w:r>
-      <w:r>
-        <w:t xml:space="preserve"> administrator role in the embedded </w:t>
-      </w:r>
-      <w:r>
-        <w:t>VCF Orchestrator</w:t>
-      </w:r>
-      <w:r>
-        <w:t xml:space="preserve"> instance.</w:t>
+        <w:t>VCF Orchestrator administrator role in the embedded VCF Orchestrator instance.</w:t>
       </w:r>
     </w:p>
     <w:p>
@@ -868,13 +776,7 @@
         <w:spacing w:after="80"/>
       </w:pPr>
       <w:r>
-        <w:t xml:space="preserve">Access to the </w:t>
-      </w:r>
-      <w:r>
-        <w:t>VCF Orchestrator</w:t>
-      </w:r>
-      <w:r>
-        <w:t xml:space="preserve"> Client (Design view) for configuration and schedule setup.</w:t>
+        <w:t>Access to the VCF Orchestrator Client (Design view) for configuration and schedule setup.</w:t>
       </w:r>
     </w:p>
     <w:p>
@@ -887,13 +789,7 @@
         <w:spacing w:after="80"/>
       </w:pPr>
       <w:r>
-        <w:t xml:space="preserve">Read access to </w:t>
-      </w:r>
-      <w:r>
-        <w:t>VCF</w:t>
-      </w:r>
-      <w:r>
-        <w:t xml:space="preserve"> Operations for Logs to verify log ingestion.</w:t>
+        <w:t>Read access to VCF Operations for Logs to verify log ingestion.</w:t>
       </w:r>
     </w:p>
     <w:p>
@@ -921,19 +817,7 @@
         <w:t>com.broadcom.pso.vm.snapshot.cleanup.package</w:t>
       </w:r>
       <w:r>
-        <w:t xml:space="preserve"> available on a workstation that can reach the </w:t>
-      </w:r>
-      <w:r>
-        <w:t>VCF Orchestrator</w:t>
-      </w:r>
-      <w:r>
-        <w:t xml:space="preserve"> Client. The package is a standard </w:t>
-      </w:r>
-      <w:r>
-        <w:t>VCF Orchestrator</w:t>
-      </w:r>
-      <w:r>
-        <w:t xml:space="preserve"> export archive.</w:t>
+        <w:t xml:space="preserve"> available on a workstation that can reach the VCF Orchestrator Client. The package is a standard VCF Orchestrator export archive.</w:t>
       </w:r>
     </w:p>
     <w:p>
@@ -986,12 +870,6 @@
         <w:gridCol w:w="4364"/>
       </w:tblGrid>
       <w:tr>
-        <w:tblPrEx>
-          <w:tblCellMar>
-            <w:top w:w="0" w:type="dxa"/>
-            <w:bottom w:w="0" w:type="dxa"/>
-          </w:tblCellMar>
-        </w:tblPrEx>
         <w:trPr>
           <w:tblHeader/>
         </w:trPr>
@@ -1087,12 +965,6 @@
         </w:tc>
       </w:tr>
       <w:tr>
-        <w:tblPrEx>
-          <w:tblCellMar>
-            <w:top w:w="0" w:type="dxa"/>
-            <w:bottom w:w="0" w:type="dxa"/>
-          </w:tblCellMar>
-        </w:tblPrEx>
         <w:tc>
           <w:tcPr>
             <w:tcW w:w="1400" w:type="dxa"/>
@@ -1153,21 +1025,7 @@
                 <w:sz w:val="20"/>
                 <w:szCs w:val="20"/>
               </w:rPr>
-              <w:t>#</w:t>
-            </w:r>
-            <w:r>
-              <w:rPr>
-                <w:sz w:val="20"/>
-                <w:szCs w:val="20"/>
-              </w:rPr>
-              <w:t>Adaptive Snapshot Cleanup</w:t>
-            </w:r>
-            <w:r>
-              <w:rPr>
-                <w:sz w:val="20"/>
-                <w:szCs w:val="20"/>
-              </w:rPr>
-              <w:t>--Multi-vCenter</w:t>
+              <w:t>#Adaptive Snapshot Cleanup--Multi-vCenter</w:t>
             </w:r>
           </w:p>
         </w:tc>
@@ -1197,32 +1055,12 @@
                 <w:sz w:val="20"/>
                 <w:szCs w:val="20"/>
               </w:rPr>
-              <w:t>The main workflow with nine scriptable tasks (ST-01 through ST-0</w:t>
-            </w:r>
-            <w:r>
-              <w:rPr>
-                <w:sz w:val="20"/>
-                <w:szCs w:val="20"/>
-              </w:rPr>
-              <w:t>8</w:t>
-            </w:r>
-            <w:r>
-              <w:rPr>
-                <w:sz w:val="20"/>
-                <w:szCs w:val="20"/>
-              </w:rPr>
-              <w:t>), a Decision element, and an Exception Handler, fully wired on the canvas.</w:t>
+              <w:t>The main workflow with eight scriptable tasks (ST-01 through ST-08), a Decision element, and an Exception Handler, fully wired on the canvas.</w:t>
             </w:r>
           </w:p>
         </w:tc>
       </w:tr>
       <w:tr>
-        <w:tblPrEx>
-          <w:tblCellMar>
-            <w:top w:w="0" w:type="dxa"/>
-            <w:bottom w:w="0" w:type="dxa"/>
-          </w:tblCellMar>
-        </w:tblPrEx>
         <w:trPr>
           <w:trHeight w:val="300"/>
         </w:trPr>
@@ -1327,12 +1165,6 @@
         </w:tc>
       </w:tr>
       <w:tr>
-        <w:tblPrEx>
-          <w:tblCellMar>
-            <w:top w:w="0" w:type="dxa"/>
-            <w:bottom w:w="0" w:type="dxa"/>
-          </w:tblCellMar>
-        </w:tblPrEx>
         <w:tc>
           <w:tcPr>
             <w:tcW w:w="1400" w:type="dxa"/>
@@ -1426,12 +1258,6 @@
         </w:tc>
       </w:tr>
       <w:tr>
-        <w:tblPrEx>
-          <w:tblCellMar>
-            <w:top w:w="0" w:type="dxa"/>
-            <w:bottom w:w="0" w:type="dxa"/>
-          </w:tblCellMar>
-        </w:tblPrEx>
         <w:tc>
           <w:tcPr>
             <w:tcW w:w="1400" w:type="dxa"/>
@@ -1528,12 +1354,6 @@
         </w:tc>
       </w:tr>
       <w:tr>
-        <w:tblPrEx>
-          <w:tblCellMar>
-            <w:top w:w="0" w:type="dxa"/>
-            <w:bottom w:w="0" w:type="dxa"/>
-          </w:tblCellMar>
-        </w:tblPrEx>
         <w:tc>
           <w:tcPr>
             <w:tcW w:w="1400" w:type="dxa"/>
@@ -1559,14 +1379,7 @@
                 <w:sz w:val="20"/>
                 <w:szCs w:val="20"/>
               </w:rPr>
-              <w:t xml:space="preserve">Configuration </w:t>
-            </w:r>
-            <w:r>
-              <w:rPr>
-                <w:sz w:val="20"/>
-                <w:szCs w:val="20"/>
-              </w:rPr>
-              <w:t>Folder</w:t>
+              <w:t>Configuration Folder</w:t>
             </w:r>
           </w:p>
         </w:tc>
@@ -1599,14 +1412,7 @@
                 <w:sz w:val="20"/>
                 <w:szCs w:val="20"/>
               </w:rPr>
-              <w:t>DT-CVS/CONUS/</w:t>
-            </w:r>
-            <w:r>
-              <w:rPr>
-                <w:sz w:val="20"/>
-                <w:szCs w:val="20"/>
-              </w:rPr>
-              <w:t>SnapshotCleanup</w:t>
+              <w:t>DT-CVS/CONUS/SnapshotCleanup</w:t>
             </w:r>
           </w:p>
         </w:tc>
@@ -1667,13 +1473,7 @@
         <w:spacing w:after="80"/>
       </w:pPr>
       <w:r>
-        <w:t xml:space="preserve">Open the </w:t>
-      </w:r>
-      <w:r>
-        <w:t>VCF Orchestrator</w:t>
-      </w:r>
-      <w:r>
-        <w:t xml:space="preserve"> Client.</w:t>
+        <w:t>Open the VCF Orchestrator Client.</w:t>
       </w:r>
     </w:p>
     <w:p>
@@ -1776,12 +1576,6 @@
         <w:gridCol w:w="9240"/>
       </w:tblGrid>
       <w:tr>
-        <w:tblPrEx>
-          <w:tblCellMar>
-            <w:top w:w="0" w:type="dxa"/>
-            <w:bottom w:w="0" w:type="dxa"/>
-          </w:tblCellMar>
-        </w:tblPrEx>
         <w:tc>
           <w:tcPr>
             <w:tcW w:w="120" w:type="dxa"/>
@@ -1824,13 +1618,7 @@
           </w:p>
           <w:p>
             <w:r>
-              <w:t xml:space="preserve">When importing over an existing installation, </w:t>
-            </w:r>
-            <w:r>
-              <w:t>VCF Orchestrator</w:t>
-            </w:r>
-            <w:r>
-              <w:t xml:space="preserve"> preserves the current values of configuration element attributes (such as runLock). Your runtime state is safe during an upgrade import.</w:t>
+              <w:t>When importing over an existing installation, VCF Orchestrator preserves the current values of configuration element attributes (such as runLock). Your runtime state is safe during an upgrade import.</w:t>
             </w:r>
           </w:p>
         </w:tc>
@@ -1855,16 +1643,7 @@
         <w:spacing w:after="80"/>
       </w:pPr>
       <w:r>
-        <w:t xml:space="preserve">Workflows → </w:t>
-      </w:r>
-      <w:r>
-        <w:t xml:space="preserve">DT-CVS </w:t>
-      </w:r>
-      <w:r>
-        <w:t xml:space="preserve">→ </w:t>
-      </w:r>
-      <w:r>
-        <w:t>CONUS → vCenter → VM → Snapshots → #Adaptive Snapshot Cleanup--Multi-vCenter</w:t>
+        <w:t>Workflows → DT-CVS → CONUS → vCenter → VM → Snapshots → #Adaptive Snapshot Cleanup--Multi-vCenter</w:t>
       </w:r>
     </w:p>
     <w:p>
@@ -1942,7 +1721,7 @@
         <w:spacing w:after="80"/>
       </w:pPr>
       <w:r>
-        <w:t>_adaptiveGovernorCheck</w:t>
+        <w:t>adaptiveGovernorCheck</w:t>
       </w:r>
     </w:p>
     <w:p>
@@ -1968,13 +1747,7 @@
         <w:spacing w:after="80"/>
       </w:pPr>
       <w:r>
-        <w:t xml:space="preserve">Configurations → </w:t>
-      </w:r>
-      <w:r>
-        <w:t xml:space="preserve">DT-CVS →  CONUS →  </w:t>
-      </w:r>
-      <w:r>
-        <w:t>SnapshotCleanup → RuntimeState</w:t>
+        <w:t>Configurations → DT-CVS →  CONUS →  SnapshotCleanup → RuntimeState</w:t>
       </w:r>
     </w:p>
     <w:p>
@@ -2006,13 +1779,7 @@
         <w:spacing w:after="120"/>
       </w:pPr>
       <w:r>
-        <w:t xml:space="preserve">If this is a first-time deployment (the configuration element was created by the import), open </w:t>
-      </w:r>
-      <w:r>
-        <w:t>Configurations</w:t>
-      </w:r>
-      <w:r>
-        <w:t xml:space="preserve"> → SnapshotCleanup → RuntimeState and confirm the following initial values:</w:t>
+        <w:t>If this is a first-time deployment (the configuration element was created by the import), open Configurations → SnapshotCleanup → RuntimeState and confirm the following initial values:</w:t>
       </w:r>
     </w:p>
     <w:tbl>
@@ -2039,12 +1806,6 @@
         <w:gridCol w:w="3892"/>
       </w:tblGrid>
       <w:tr>
-        <w:tblPrEx>
-          <w:tblCellMar>
-            <w:top w:w="0" w:type="dxa"/>
-            <w:bottom w:w="0" w:type="dxa"/>
-          </w:tblCellMar>
-        </w:tblPrEx>
         <w:trPr>
           <w:tblHeader/>
         </w:trPr>
@@ -2170,12 +1931,6 @@
         </w:tc>
       </w:tr>
       <w:tr>
-        <w:tblPrEx>
-          <w:tblCellMar>
-            <w:top w:w="0" w:type="dxa"/>
-            <w:bottom w:w="0" w:type="dxa"/>
-          </w:tblCellMar>
-        </w:tblPrEx>
         <w:tc>
           <w:tcPr>
             <w:tcW w:w="2000" w:type="dxa"/>
@@ -2302,12 +2057,6 @@
         </w:tc>
       </w:tr>
       <w:tr>
-        <w:tblPrEx>
-          <w:tblCellMar>
-            <w:top w:w="0" w:type="dxa"/>
-            <w:bottom w:w="0" w:type="dxa"/>
-          </w:tblCellMar>
-        </w:tblPrEx>
         <w:tc>
           <w:tcPr>
             <w:tcW w:w="2000" w:type="dxa"/>
@@ -2434,12 +2183,6 @@
         </w:tc>
       </w:tr>
       <w:tr>
-        <w:tblPrEx>
-          <w:tblCellMar>
-            <w:top w:w="0" w:type="dxa"/>
-            <w:bottom w:w="0" w:type="dxa"/>
-          </w:tblCellMar>
-        </w:tblPrEx>
         <w:tc>
           <w:tcPr>
             <w:tcW w:w="2000" w:type="dxa"/>
@@ -2566,12 +2309,6 @@
         </w:tc>
       </w:tr>
       <w:tr>
-        <w:tblPrEx>
-          <w:tblCellMar>
-            <w:top w:w="0" w:type="dxa"/>
-            <w:bottom w:w="0" w:type="dxa"/>
-          </w:tblCellMar>
-        </w:tblPrEx>
         <w:tc>
           <w:tcPr>
             <w:tcW w:w="2000" w:type="dxa"/>
@@ -2728,12 +2465,6 @@
         <w:gridCol w:w="9240"/>
       </w:tblGrid>
       <w:tr>
-        <w:tblPrEx>
-          <w:tblCellMar>
-            <w:top w:w="0" w:type="dxa"/>
-            <w:bottom w:w="0" w:type="dxa"/>
-          </w:tblCellMar>
-        </w:tblPrEx>
         <w:tc>
           <w:tcPr>
             <w:tcW w:w="120" w:type="dxa"/>
@@ -2787,19 +2518,7 @@
         <w:pStyle w:val="heading20"/>
       </w:pPr>
       <w:r>
-        <w:t xml:space="preserve">4.2 Review workflow </w:t>
-      </w:r>
-      <w:r>
-        <w:t>v</w:t>
-      </w:r>
-      <w:r>
-        <w:t>VCF</w:t>
-      </w:r>
-      <w:r>
-        <w:t>ble</w:t>
-      </w:r>
-      <w:r>
-        <w:t xml:space="preserve"> defaults</w:t>
+        <w:t>4.2 Review workflow vVCFble defaults</w:t>
       </w:r>
     </w:p>
     <w:p>
@@ -2807,19 +2526,7 @@
         <w:spacing w:after="120"/>
       </w:pPr>
       <w:r>
-        <w:t xml:space="preserve">Open the workflow → </w:t>
-      </w:r>
-      <w:r>
-        <w:t>V</w:t>
-      </w:r>
-      <w:r>
-        <w:t>VCF</w:t>
-      </w:r>
-      <w:r>
-        <w:t>ble</w:t>
-      </w:r>
-      <w:r>
-        <w:t>s tab and review the defaults. These ship with safe production values, but you should confirm they match your environment’s requirements:</w:t>
+        <w:t>Open the workflow → VVCFbles tab and review the defaults. These ship with safe production values, but you should confirm they match your environment’s requirements:</w:t>
       </w:r>
     </w:p>
     <w:tbl>
@@ -2846,12 +2553,6 @@
         <w:gridCol w:w="4322"/>
       </w:tblGrid>
       <w:tr>
-        <w:tblPrEx>
-          <w:tblCellMar>
-            <w:top w:w="0" w:type="dxa"/>
-            <w:bottom w:w="0" w:type="dxa"/>
-          </w:tblCellMar>
-        </w:tblPrEx>
         <w:trPr>
           <w:tblHeader/>
         </w:trPr>
@@ -2978,12 +2679,6 @@
         </w:tc>
       </w:tr>
       <w:tr>
-        <w:tblPrEx>
-          <w:tblCellMar>
-            <w:top w:w="0" w:type="dxa"/>
-            <w:bottom w:w="0" w:type="dxa"/>
-          </w:tblCellMar>
-        </w:tblPrEx>
         <w:tc>
           <w:tcPr>
             <w:tcW w:w="2400" w:type="dxa"/>
@@ -3110,12 +2805,6 @@
         </w:tc>
       </w:tr>
       <w:tr>
-        <w:tblPrEx>
-          <w:tblCellMar>
-            <w:top w:w="0" w:type="dxa"/>
-            <w:bottom w:w="0" w:type="dxa"/>
-          </w:tblCellMar>
-        </w:tblPrEx>
         <w:tc>
           <w:tcPr>
             <w:tcW w:w="2400" w:type="dxa"/>
@@ -3251,12 +2940,6 @@
         </w:tc>
       </w:tr>
       <w:tr>
-        <w:tblPrEx>
-          <w:tblCellMar>
-            <w:top w:w="0" w:type="dxa"/>
-            <w:bottom w:w="0" w:type="dxa"/>
-          </w:tblCellMar>
-        </w:tblPrEx>
         <w:tc>
           <w:tcPr>
             <w:tcW w:w="2400" w:type="dxa"/>
@@ -3383,12 +3066,6 @@
         </w:tc>
       </w:tr>
       <w:tr>
-        <w:tblPrEx>
-          <w:tblCellMar>
-            <w:top w:w="0" w:type="dxa"/>
-            <w:bottom w:w="0" w:type="dxa"/>
-          </w:tblCellMar>
-        </w:tblPrEx>
         <w:tc>
           <w:tcPr>
             <w:tcW w:w="2400" w:type="dxa"/>
@@ -3515,12 +3192,6 @@
         </w:tc>
       </w:tr>
       <w:tr>
-        <w:tblPrEx>
-          <w:tblCellMar>
-            <w:top w:w="0" w:type="dxa"/>
-            <w:bottom w:w="0" w:type="dxa"/>
-          </w:tblCellMar>
-        </w:tblPrEx>
         <w:tc>
           <w:tcPr>
             <w:tcW w:w="2400" w:type="dxa"/>
@@ -3647,12 +3318,6 @@
         </w:tc>
       </w:tr>
       <w:tr>
-        <w:tblPrEx>
-          <w:tblCellMar>
-            <w:top w:w="0" w:type="dxa"/>
-            <w:bottom w:w="0" w:type="dxa"/>
-          </w:tblCellMar>
-        </w:tblPrEx>
         <w:tc>
           <w:tcPr>
             <w:tcW w:w="2400" w:type="dxa"/>
@@ -3779,12 +3444,6 @@
         </w:tc>
       </w:tr>
       <w:tr>
-        <w:tblPrEx>
-          <w:tblCellMar>
-            <w:top w:w="0" w:type="dxa"/>
-            <w:bottom w:w="0" w:type="dxa"/>
-          </w:tblCellMar>
-        </w:tblPrEx>
         <w:tc>
           <w:tcPr>
             <w:tcW w:w="2400" w:type="dxa"/>
@@ -3911,12 +3570,6 @@
         </w:tc>
       </w:tr>
       <w:tr>
-        <w:tblPrEx>
-          <w:tblCellMar>
-            <w:top w:w="0" w:type="dxa"/>
-            <w:bottom w:w="0" w:type="dxa"/>
-          </w:tblCellMar>
-        </w:tblPrEx>
         <w:tc>
           <w:tcPr>
             <w:tcW w:w="2400" w:type="dxa"/>
@@ -4073,12 +3726,6 @@
         <w:gridCol w:w="9240"/>
       </w:tblGrid>
       <w:tr>
-        <w:tblPrEx>
-          <w:tblCellMar>
-            <w:top w:w="0" w:type="dxa"/>
-            <w:bottom w:w="0" w:type="dxa"/>
-          </w:tblCellMar>
-        </w:tblPrEx>
         <w:tc>
           <w:tcPr>
             <w:tcW w:w="120" w:type="dxa"/>
@@ -4121,13 +3768,7 @@
           </w:p>
           <w:p>
             <w:r>
-              <w:t xml:space="preserve">This input is a native </w:t>
-            </w:r>
-            <w:r>
-              <w:t>VCF Orchestrator</w:t>
-            </w:r>
-            <w:r>
-              <w:t xml:space="preserve"> array. Each element is a separate ignore keyword. Example: ["BACKUP-DO-NOT-DELETE", "DR-HOLD", "KEEP"]. Coordinate with backup operations and DR teams to agree on the keywords before the first live run.</w:t>
+              <w:t>This input is a native VCF Orchestrator array. Each element is a separate ignore keyword. Example: ["BACKUP-DO-NOT-DELETE", "DR-HOLD", "KEEP"]. Coordinate with backup operations and DR teams to agree on the keywords before the first live run.</w:t>
             </w:r>
           </w:p>
         </w:tc>
@@ -4151,10 +3792,7 @@
         <w:spacing w:after="80"/>
       </w:pPr>
       <w:r>
-        <w:t xml:space="preserve">Workflows → DT-CVS → CONUS → vCenter → VM → Snapshots → #Adaptive Snapshot Cleanup--Multi-vCenter.  Click on the workflow and then click on </w:t>
-      </w:r>
-      <w:r>
-        <w:t>Schedule.</w:t>
+        <w:t>Workflows → DT-CVS → CONUS → vCenter → VM → Snapshots → #Adaptive Snapshot Cleanup--Multi-vCenter.  Click on the workflow and then click on Schedule.</w:t>
       </w:r>
     </w:p>
     <w:p>
@@ -4193,19 +3831,7 @@
         <w:spacing w:after="80"/>
       </w:pPr>
       <w:r>
-        <w:t xml:space="preserve">On the schedule’s Inputs tab, </w:t>
-      </w:r>
-      <w:r>
-        <w:t xml:space="preserve">set </w:t>
-      </w:r>
-      <w:r>
-        <w:t>dryRun = true</w:t>
-      </w:r>
-      <w:r>
-        <w:t xml:space="preserve"> (selected)</w:t>
-      </w:r>
-      <w:r>
-        <w:t xml:space="preserve"> for the initial observation period.</w:t>
+        <w:t>On the schedule’s Inputs tab, set dryRun = true (selected) for the initial observation period.</w:t>
       </w:r>
     </w:p>
     <w:p>
@@ -4243,12 +3869,6 @@
         <w:gridCol w:w="9240"/>
       </w:tblGrid>
       <w:tr>
-        <w:tblPrEx>
-          <w:tblCellMar>
-            <w:top w:w="0" w:type="dxa"/>
-            <w:bottom w:w="0" w:type="dxa"/>
-          </w:tblCellMar>
-        </w:tblPrEx>
         <w:tc>
           <w:tcPr>
             <w:tcW w:w="120" w:type="dxa"/>
@@ -4291,13 +3911,7 @@
           </w:p>
           <w:p>
             <w:r>
-              <w:t xml:space="preserve">If you deploy this workflow to multiple </w:t>
-            </w:r>
-            <w:r>
-              <w:t>VCF Orchestrator</w:t>
-            </w:r>
-            <w:r>
-              <w:t xml:space="preserve"> instances managing different vCenter sets, stagger their schedules by at least 30 minutes. Although the mutex protects against concurrent runs of the same workflow, staggering avoids compounding storage load across environments that may share backend arrays.</w:t>
+              <w:t>If you deploy this workflow to multiple VCF Orchestrator instances managing different vCenter sets, stagger their schedules by at least 30 minutes. Although the mutex protects against concurrent runs of the same workflow, staggering avoids compounding storage load across environments that may share backend arrays.</w:t>
             </w:r>
           </w:p>
         </w:tc>
@@ -4330,34 +3944,14 @@
       </w:pPr>
       <w:r>
         <w:lastRenderedPageBreak/>
-        <w:t xml:space="preserve">In </w:t>
-      </w:r>
-      <w:r>
-        <w:t>VCF Orchestrator</w:t>
-      </w:r>
-      <w:r>
-        <w:t xml:space="preserve">, click the workflow and select </w:t>
+        <w:t xml:space="preserve">In VCF Orchestrator, click the workflow and select </w:t>
       </w:r>
       <w:r>
         <w:rPr>
           <w:b/>
           <w:bCs/>
         </w:rPr>
-        <w:t>V</w:t>
-      </w:r>
-      <w:r>
-        <w:rPr>
-          <w:b/>
-          <w:bCs/>
-        </w:rPr>
-        <w:t>VCF</w:t>
-      </w:r>
-      <w:r>
-        <w:rPr>
-          <w:b/>
-          <w:bCs/>
-        </w:rPr>
-        <w:t>bles</w:t>
+        <w:t>VVCFbles</w:t>
       </w:r>
       <w:r>
         <w:t>.</w:t>
@@ -4373,16 +3967,7 @@
         <w:spacing w:after="80"/>
       </w:pPr>
       <w:r>
-        <w:t>Confirm maxAgeMinutes is set to a small value (5–60 minutes) so you get some candidates, and descIgnoreStrings is set to your agreed array.</w:t>
-      </w:r>
-      <w:r>
-        <w:t xml:space="preserve">  Edit the workflow and update the v</w:t>
-      </w:r>
-      <w:r>
-        <w:t>VCF</w:t>
-      </w:r>
-      <w:r>
-        <w:t>bles as necessary, then save the workflow.</w:t>
+        <w:t>Confirm maxAgeMinutes is set to a small value (5–60 minutes) so you get some candidates, and descIgnoreStrings is set to your agreed array.  Edit the workflow and update the vVCFbles as necessary, then save the workflow.</w:t>
       </w:r>
     </w:p>
     <w:p>
@@ -4541,19 +4126,7 @@
         <w:spacing w:after="120"/>
       </w:pPr>
       <w:r>
-        <w:t xml:space="preserve">Open </w:t>
-      </w:r>
-      <w:r>
-        <w:t>Configurations</w:t>
-      </w:r>
-      <w:r>
-        <w:t xml:space="preserve"> → </w:t>
-      </w:r>
-      <w:r>
-        <w:t xml:space="preserve">DT-CVS →  CONUS → </w:t>
-      </w:r>
-      <w:r>
-        <w:t xml:space="preserve">SnapshotCleanup → RuntimeState. Confirm </w:t>
+        <w:t xml:space="preserve">Open Configurations → DT-CVS →  CONUS → SnapshotCleanup → RuntimeState. Confirm </w:t>
       </w:r>
       <w:r>
         <w:rPr>
@@ -4572,13 +4145,7 @@
         <w:pStyle w:val="heading20"/>
       </w:pPr>
       <w:r>
-        <w:t xml:space="preserve">6.3 Verify </w:t>
-      </w:r>
-      <w:r>
-        <w:t>VCF</w:t>
-      </w:r>
-      <w:r>
-        <w:t xml:space="preserve"> Operations for Logs ingestion</w:t>
+        <w:t>6.3 Verify VCF Operations for Logs ingestion</w:t>
       </w:r>
     </w:p>
     <w:p>
@@ -4586,13 +4153,7 @@
         <w:spacing w:after="120"/>
       </w:pPr>
       <w:r>
-        <w:t xml:space="preserve">In </w:t>
-      </w:r>
-      <w:r>
-        <w:t>VCF</w:t>
-      </w:r>
-      <w:r>
-        <w:t xml:space="preserve"> Operations for Logs, search for </w:t>
+        <w:t xml:space="preserve">In VCF Operations for Logs, search for </w:t>
       </w:r>
       <w:r>
         <w:rPr>
@@ -4650,13 +4211,7 @@
         <w:spacing w:after="80"/>
       </w:pPr>
       <w:r>
-        <w:t xml:space="preserve">Review every run’s result block in </w:t>
-      </w:r>
-      <w:r>
-        <w:t>VCF</w:t>
-      </w:r>
-      <w:r>
-        <w:t xml:space="preserve"> Operations for Logs. Investigate any deferrals, errors, or unexpectedly large candidate counts.</w:t>
+        <w:t>Review every run’s result block in VCF Operations for Logs. Investigate any deferrals, errors, or unexpectedly large candidate counts.</w:t>
       </w:r>
     </w:p>
     <w:p>
@@ -4716,12 +4271,6 @@
         <w:gridCol w:w="2000"/>
       </w:tblGrid>
       <w:tr>
-        <w:tblPrEx>
-          <w:tblCellMar>
-            <w:top w:w="0" w:type="dxa"/>
-            <w:bottom w:w="0" w:type="dxa"/>
-          </w:tblCellMar>
-        </w:tblPrEx>
         <w:trPr>
           <w:tblHeader/>
         </w:trPr>
@@ -4817,12 +4366,6 @@
         </w:tc>
       </w:tr>
       <w:tr>
-        <w:tblPrEx>
-          <w:tblCellMar>
-            <w:top w:w="0" w:type="dxa"/>
-            <w:bottom w:w="0" w:type="dxa"/>
-          </w:tblCellMar>
-        </w:tblPrEx>
         <w:tc>
           <w:tcPr>
             <w:tcW w:w="600" w:type="dxa"/>
@@ -4879,28 +4422,7 @@
                 <w:sz w:val="20"/>
                 <w:szCs w:val="20"/>
               </w:rPr>
-              <w:t xml:space="preserve">VCF version is 9.0.2+, embedded </w:t>
-            </w:r>
-            <w:r>
-              <w:rPr>
-                <w:sz w:val="20"/>
-                <w:szCs w:val="20"/>
-              </w:rPr>
-              <w:t>VCF Orchestrator</w:t>
-            </w:r>
-            <w:r>
-              <w:rPr>
-                <w:sz w:val="20"/>
-                <w:szCs w:val="20"/>
-              </w:rPr>
-              <w:t xml:space="preserve"> is </w:t>
-            </w:r>
-            <w:r>
-              <w:rPr>
-                <w:sz w:val="20"/>
-                <w:szCs w:val="20"/>
-              </w:rPr>
-              <w:t>9.0.2</w:t>
+              <w:t>VCF version is 9.0.2+, embedded VCF Orchestrator is 9.0.2</w:t>
             </w:r>
           </w:p>
         </w:tc>
@@ -4929,12 +4451,6 @@
         </w:tc>
       </w:tr>
       <w:tr>
-        <w:tblPrEx>
-          <w:tblCellMar>
-            <w:top w:w="0" w:type="dxa"/>
-            <w:bottom w:w="0" w:type="dxa"/>
-          </w:tblCellMar>
-        </w:tblPrEx>
         <w:tc>
           <w:tcPr>
             <w:tcW w:w="600" w:type="dxa"/>
@@ -4992,21 +4508,7 @@
                 <w:sz w:val="20"/>
                 <w:szCs w:val="20"/>
               </w:rPr>
-              <w:t xml:space="preserve">Every in-scope vCenter is registered with </w:t>
-            </w:r>
-            <w:r>
-              <w:rPr>
-                <w:sz w:val="20"/>
-                <w:szCs w:val="20"/>
-              </w:rPr>
-              <w:t>VCF Orchestrator</w:t>
-            </w:r>
-            <w:r>
-              <w:rPr>
-                <w:sz w:val="20"/>
-                <w:szCs w:val="20"/>
-              </w:rPr>
-              <w:t xml:space="preserve"> and reachable.</w:t>
+              <w:t>Every in-scope vCenter is registered with VCF Orchestrator and reachable.</w:t>
             </w:r>
           </w:p>
         </w:tc>
@@ -5035,12 +4537,6 @@
         </w:tc>
       </w:tr>
       <w:tr>
-        <w:tblPrEx>
-          <w:tblCellMar>
-            <w:top w:w="0" w:type="dxa"/>
-            <w:bottom w:w="0" w:type="dxa"/>
-          </w:tblCellMar>
-        </w:tblPrEx>
         <w:tc>
           <w:tcPr>
             <w:tcW w:w="600" w:type="dxa"/>
@@ -5097,14 +4593,7 @@
                 <w:sz w:val="20"/>
                 <w:szCs w:val="20"/>
               </w:rPr>
-              <w:t>VCF Orchestrator</w:t>
-            </w:r>
-            <w:r>
-              <w:rPr>
-                <w:sz w:val="20"/>
-                <w:szCs w:val="20"/>
-              </w:rPr>
-              <w:t xml:space="preserve"> service account has Remove Snapshot privilege in every in-scope vCenter.</w:t>
+              <w:t>VCF Orchestrator service account has Remove Snapshot privilege in every in-scope vCenter.</w:t>
             </w:r>
           </w:p>
         </w:tc>
@@ -5133,12 +4622,6 @@
         </w:tc>
       </w:tr>
       <w:tr>
-        <w:tblPrEx>
-          <w:tblCellMar>
-            <w:top w:w="0" w:type="dxa"/>
-            <w:bottom w:w="0" w:type="dxa"/>
-          </w:tblCellMar>
-        </w:tblPrEx>
         <w:tc>
           <w:tcPr>
             <w:tcW w:w="600" w:type="dxa"/>
@@ -5224,12 +4707,6 @@
         </w:tc>
       </w:tr>
       <w:tr>
-        <w:tblPrEx>
-          <w:tblCellMar>
-            <w:top w:w="0" w:type="dxa"/>
-            <w:bottom w:w="0" w:type="dxa"/>
-          </w:tblCellMar>
-        </w:tblPrEx>
         <w:tc>
           <w:tcPr>
             <w:tcW w:w="600" w:type="dxa"/>
@@ -5311,21 +4788,7 @@
                 <w:sz w:val="20"/>
                 <w:szCs w:val="20"/>
               </w:rPr>
-              <w:t>Workflows</w:t>
-            </w:r>
-            <w:r>
-              <w:rPr>
-                <w:sz w:val="20"/>
-                <w:szCs w:val="20"/>
-              </w:rPr>
-              <w:t xml:space="preserve"> → </w:t>
-            </w:r>
-            <w:r>
-              <w:rPr>
-                <w:sz w:val="20"/>
-                <w:szCs w:val="20"/>
-              </w:rPr>
-              <w:t xml:space="preserve">DT-CVS </w:t>
+              <w:t xml:space="preserve">Workflows → DT-CVS </w:t>
             </w:r>
             <w:r>
               <w:t>→ CONUS → vCenter → VM → Snapshots</w:t>
@@ -5388,12 +4851,6 @@
         </w:tc>
       </w:tr>
       <w:tr>
-        <w:tblPrEx>
-          <w:tblCellMar>
-            <w:top w:w="0" w:type="dxa"/>
-            <w:bottom w:w="0" w:type="dxa"/>
-          </w:tblCellMar>
-        </w:tblPrEx>
         <w:tc>
           <w:tcPr>
             <w:tcW w:w="600" w:type="dxa"/>
@@ -5479,12 +4936,6 @@
         </w:tc>
       </w:tr>
       <w:tr>
-        <w:tblPrEx>
-          <w:tblCellMar>
-            <w:top w:w="0" w:type="dxa"/>
-            <w:bottom w:w="0" w:type="dxa"/>
-          </w:tblCellMar>
-        </w:tblPrEx>
         <w:tc>
           <w:tcPr>
             <w:tcW w:w="600" w:type="dxa"/>
@@ -5570,12 +5021,6 @@
         </w:tc>
       </w:tr>
       <w:tr>
-        <w:tblPrEx>
-          <w:tblCellMar>
-            <w:top w:w="0" w:type="dxa"/>
-            <w:bottom w:w="0" w:type="dxa"/>
-          </w:tblCellMar>
-        </w:tblPrEx>
         <w:tc>
           <w:tcPr>
             <w:tcW w:w="600" w:type="dxa"/>
@@ -5661,12 +5106,6 @@
         </w:tc>
       </w:tr>
       <w:tr>
-        <w:tblPrEx>
-          <w:tblCellMar>
-            <w:top w:w="0" w:type="dxa"/>
-            <w:bottom w:w="0" w:type="dxa"/>
-          </w:tblCellMar>
-        </w:tblPrEx>
         <w:tc>
           <w:tcPr>
             <w:tcW w:w="600" w:type="dxa"/>
@@ -5723,21 +5162,7 @@
                 <w:sz w:val="20"/>
                 <w:szCs w:val="20"/>
               </w:rPr>
-              <w:t xml:space="preserve">Workflow input dryRun defaults to </w:t>
-            </w:r>
-            <w:r>
-              <w:rPr>
-                <w:sz w:val="20"/>
-                <w:szCs w:val="20"/>
-              </w:rPr>
-              <w:t>fals</w:t>
-            </w:r>
-            <w:r>
-              <w:rPr>
-                <w:sz w:val="20"/>
-                <w:szCs w:val="20"/>
-              </w:rPr>
-              <w:t>e.</w:t>
+              <w:t>Workflow input dryRun defaults to true.</w:t>
             </w:r>
           </w:p>
         </w:tc>
@@ -5766,12 +5191,6 @@
         </w:tc>
       </w:tr>
       <w:tr>
-        <w:tblPrEx>
-          <w:tblCellMar>
-            <w:top w:w="0" w:type="dxa"/>
-            <w:bottom w:w="0" w:type="dxa"/>
-          </w:tblCellMar>
-        </w:tblPrEx>
         <w:tc>
           <w:tcPr>
             <w:tcW w:w="600" w:type="dxa"/>
@@ -5828,21 +5247,7 @@
                 <w:sz w:val="20"/>
                 <w:szCs w:val="20"/>
               </w:rPr>
-              <w:t xml:space="preserve">Workflow </w:t>
-            </w:r>
-            <w:r>
-              <w:rPr>
-                <w:sz w:val="20"/>
-                <w:szCs w:val="20"/>
-              </w:rPr>
-              <w:t xml:space="preserve">variable </w:t>
-            </w:r>
-            <w:r>
-              <w:rPr>
-                <w:sz w:val="20"/>
-                <w:szCs w:val="20"/>
-              </w:rPr>
-              <w:t>descIgnoreStrings is type Array/string.</w:t>
+              <w:t>Workflow variable descIgnoreStrings is type Array/string.</w:t>
             </w:r>
           </w:p>
         </w:tc>
@@ -5871,12 +5276,6 @@
         </w:tc>
       </w:tr>
       <w:tr>
-        <w:tblPrEx>
-          <w:tblCellMar>
-            <w:top w:w="0" w:type="dxa"/>
-            <w:bottom w:w="0" w:type="dxa"/>
-          </w:tblCellMar>
-        </w:tblPrEx>
         <w:tc>
           <w:tcPr>
             <w:tcW w:w="600" w:type="dxa"/>
@@ -5962,12 +5361,6 @@
         </w:tc>
       </w:tr>
       <w:tr>
-        <w:tblPrEx>
-          <w:tblCellMar>
-            <w:top w:w="0" w:type="dxa"/>
-            <w:bottom w:w="0" w:type="dxa"/>
-          </w:tblCellMar>
-        </w:tblPrEx>
         <w:tc>
           <w:tcPr>
             <w:tcW w:w="600" w:type="dxa"/>
@@ -6053,12 +5446,6 @@
         </w:tc>
       </w:tr>
       <w:tr>
-        <w:tblPrEx>
-          <w:tblCellMar>
-            <w:top w:w="0" w:type="dxa"/>
-            <w:bottom w:w="0" w:type="dxa"/>
-          </w:tblCellMar>
-        </w:tblPrEx>
         <w:tc>
           <w:tcPr>
             <w:tcW w:w="600" w:type="dxa"/>
@@ -6144,12 +5531,6 @@
         </w:tc>
       </w:tr>
       <w:tr>
-        <w:tblPrEx>
-          <w:tblCellMar>
-            <w:top w:w="0" w:type="dxa"/>
-            <w:bottom w:w="0" w:type="dxa"/>
-          </w:tblCellMar>
-        </w:tblPrEx>
         <w:tc>
           <w:tcPr>
             <w:tcW w:w="600" w:type="dxa"/>
@@ -6206,14 +5587,7 @@
                 <w:sz w:val="20"/>
                 <w:szCs w:val="20"/>
               </w:rPr>
-              <w:t>VCF</w:t>
-            </w:r>
-            <w:r>
-              <w:rPr>
-                <w:sz w:val="20"/>
-                <w:szCs w:val="20"/>
-              </w:rPr>
-              <w:t xml:space="preserve"> Operations for Logs is receiving [SNAPSHOT-CLEANUP] events.</w:t>
+              <w:t>VCF Operations for Logs is receiving [SNAPSHOT-CLEANUP] events.</w:t>
             </w:r>
           </w:p>
         </w:tc>
@@ -6276,13 +5650,7 @@
         <w:spacing w:after="80"/>
       </w:pPr>
       <w:r>
-        <w:t>Confirm no run is currently in progress (</w:t>
-      </w:r>
-      <w:r>
-        <w:t>Workflow Runs view</w:t>
-      </w:r>
-      <w:r>
-        <w:t>).</w:t>
+        <w:t>Confirm no run is currently in progress (Workflow Runs view).</w:t>
       </w:r>
     </w:p>
     <w:p>
@@ -6321,13 +5689,7 @@
         <w:spacing w:after="80"/>
       </w:pPr>
       <w:r>
-        <w:t xml:space="preserve">Review the </w:t>
-      </w:r>
-      <w:r>
-        <w:t xml:space="preserve">workflow variables </w:t>
-      </w:r>
-      <w:r>
-        <w:t>tab for any new or changed parameters introduced in the new version.</w:t>
+        <w:t>Review the workflow variables tab for any new or changed parameters introduced in the new version.</w:t>
       </w:r>
     </w:p>
     <w:p>
@@ -6378,12 +5740,6 @@
         <w:gridCol w:w="9240"/>
       </w:tblGrid>
       <w:tr>
-        <w:tblPrEx>
-          <w:tblCellMar>
-            <w:top w:w="0" w:type="dxa"/>
-            <w:bottom w:w="0" w:type="dxa"/>
-          </w:tblCellMar>
-        </w:tblPrEx>
         <w:tc>
           <w:tcPr>
             <w:tcW w:w="120" w:type="dxa"/>
@@ -6518,58 +5874,24 @@
         <w:t>Delete</w:t>
       </w:r>
       <w:r>
-        <w:t xml:space="preserve">.  </w:t>
-      </w:r>
-      <w:r>
-        <w:t xml:space="preserve">Choose </w:t>
+        <w:t xml:space="preserve">.  Choose </w:t>
       </w:r>
       <w:r>
         <w:rPr>
           <w:b/>
           <w:bCs/>
         </w:rPr>
-        <w:t xml:space="preserve">Delete package and </w:t>
+        <w:t>Delete package and its content but keep any shared items</w:t>
+      </w:r>
+      <w:r>
+        <w:t xml:space="preserve"> to remove all imported objects, or </w:t>
       </w:r>
       <w:r>
         <w:rPr>
           <w:b/>
           <w:bCs/>
         </w:rPr>
-        <w:t xml:space="preserve">its </w:t>
-      </w:r>
-      <w:r>
-        <w:rPr>
-          <w:b/>
-          <w:bCs/>
-        </w:rPr>
-        <w:t>content</w:t>
-      </w:r>
-      <w:r>
-        <w:rPr>
-          <w:b/>
-          <w:bCs/>
-        </w:rPr>
-        <w:t xml:space="preserve"> but keep any shared items</w:t>
-      </w:r>
-      <w:r>
-        <w:t xml:space="preserve"> </w:t>
-      </w:r>
-      <w:r>
-        <w:t xml:space="preserve">to remove all imported objects, or </w:t>
-      </w:r>
-      <w:r>
-        <w:rPr>
-          <w:b/>
-          <w:bCs/>
-        </w:rPr>
-        <w:t>Delete package</w:t>
-      </w:r>
-      <w:r>
-        <w:rPr>
-          <w:b/>
-          <w:bCs/>
-        </w:rPr>
-        <w:t xml:space="preserve">, but keep its content </w:t>
+        <w:t xml:space="preserve">Delete package, but keep its content </w:t>
       </w:r>
       <w:r>
         <w:t>to remove the package record but leave the objects in place for manual cleanup.</w:t>
@@ -8052,6 +7374,7 @@
   <w:style w:type="character" w:default="1" w:styleId="DefaultParagraphFont">
     <w:name w:val="Default Paragraph Font"/>
     <w:uiPriority w:val="1"/>
+    <w:semiHidden/>
     <w:unhideWhenUsed/>
   </w:style>
   <w:style w:type="table" w:default="1" w:styleId="TableNormal">
@@ -8545,21 +7868,6 @@
 </file>
 
 <file path=customXml/item1.xml><?xml version="1.0" encoding="utf-8"?>
-<p:properties xmlns:p="http://schemas.microsoft.com/office/2006/metadata/properties" xmlns:xsi="http://www.w3.org/2001/XMLSchema-instance" xmlns:pc="http://schemas.microsoft.com/office/infopath/2007/PartnerControls">
-  <documentManagement/>
-</p:properties>
-</file>
-
-<file path=customXml/item2.xml><?xml version="1.0" encoding="utf-8"?>
-<?mso-contentType ?>
-<FormTemplates xmlns="http://schemas.microsoft.com/sharepoint/v3/contenttype/forms">
-  <Display>DocumentLibraryForm</Display>
-  <Edit>DocumentLibraryForm</Edit>
-  <New>DocumentLibraryForm</New>
-</FormTemplates>
-</file>
-
-<file path=customXml/item3.xml><?xml version="1.0" encoding="utf-8"?>
 <ct:contentTypeSchema xmlns:ct="http://schemas.microsoft.com/office/2006/metadata/contentType" xmlns:ma="http://schemas.microsoft.com/office/2006/metadata/properties/metaAttributes" ct:_="" ma:_="" ma:contentTypeName="Document" ma:contentTypeID="0x010100F31F3E2BDF57D84FBD1940DB5BFE70A1" ma:contentTypeVersion="3" ma:contentTypeDescription="Create a new document." ma:contentTypeScope="" ma:versionID="39fcf3856f7d4bce19b1a7baee24e2fb">
   <xsd:schema xmlns:xsd="http://www.w3.org/2001/XMLSchema" xmlns:xs="http://www.w3.org/2001/XMLSchema" xmlns:p="http://schemas.microsoft.com/office/2006/metadata/properties" xmlns:ns2="214119f6-a8cf-4ab0-bc74-24d72ad44cda" targetNamespace="http://schemas.microsoft.com/office/2006/metadata/properties" ma:root="true" ma:fieldsID="18390e324b02758fffdb74a4b908be18" ns2:_="">
     <xsd:import namespace="214119f6-a8cf-4ab0-bc74-24d72ad44cda"/>
@@ -8697,24 +8005,22 @@
 </ct:contentTypeSchema>
 </file>
 
-<file path=customXml/itemProps1.xml><?xml version="1.0" encoding="utf-8"?>
-<ds:datastoreItem xmlns:ds="http://schemas.openxmlformats.org/officeDocument/2006/customXml" ds:itemID="{984F45B7-1ABF-4F3E-B18E-8677C7E89364}">
-  <ds:schemaRefs>
-    <ds:schemaRef ds:uri="http://schemas.microsoft.com/office/2006/metadata/properties"/>
-    <ds:schemaRef ds:uri="http://schemas.microsoft.com/office/infopath/2007/PartnerControls"/>
-  </ds:schemaRefs>
-</ds:datastoreItem>
+<file path=customXml/item2.xml><?xml version="1.0" encoding="utf-8"?>
+<?mso-contentType ?>
+<FormTemplates xmlns="http://schemas.microsoft.com/sharepoint/v3/contenttype/forms">
+  <Display>DocumentLibraryForm</Display>
+  <Edit>DocumentLibraryForm</Edit>
+  <New>DocumentLibraryForm</New>
+</FormTemplates>
 </file>
 
-<file path=customXml/itemProps2.xml><?xml version="1.0" encoding="utf-8"?>
-<ds:datastoreItem xmlns:ds="http://schemas.openxmlformats.org/officeDocument/2006/customXml" ds:itemID="{7874EDEB-087B-4EA1-8CDE-201ABF447F43}">
-  <ds:schemaRefs>
-    <ds:schemaRef ds:uri="http://schemas.microsoft.com/sharepoint/v3/contenttype/forms"/>
-  </ds:schemaRefs>
-</ds:datastoreItem>
+<file path=customXml/item3.xml><?xml version="1.0" encoding="utf-8"?>
+<p:properties xmlns:p="http://schemas.microsoft.com/office/2006/metadata/properties" xmlns:xsi="http://www.w3.org/2001/XMLSchema-instance" xmlns:pc="http://schemas.microsoft.com/office/infopath/2007/PartnerControls">
+  <documentManagement/>
+</p:properties>
 </file>
 
-<file path=customXml/itemProps3.xml><?xml version="1.0" encoding="utf-8"?>
+<file path=customXml/itemProps1.xml><?xml version="1.0" encoding="utf-8"?>
 <ds:datastoreItem xmlns:ds="http://schemas.openxmlformats.org/officeDocument/2006/customXml" ds:itemID="{BEC01264-2AC6-466F-9293-2AC1FC1AA5BF}">
   <ds:schemaRefs>
     <ds:schemaRef ds:uri="http://schemas.microsoft.com/office/2006/metadata/contentType"/>
@@ -8730,4 +8036,21 @@
     <ds:schemaRef ds:uri="http://schemas.microsoft.com/internal/obd"/>
   </ds:schemaRefs>
 </ds:datastoreItem>
+</file>
+
+<file path=customXml/itemProps2.xml><?xml version="1.0" encoding="utf-8"?>
+<ds:datastoreItem xmlns:ds="http://schemas.openxmlformats.org/officeDocument/2006/customXml" ds:itemID="{7874EDEB-087B-4EA1-8CDE-201ABF447F43}">
+  <ds:schemaRefs>
+    <ds:schemaRef ds:uri="http://schemas.microsoft.com/sharepoint/v3/contenttype/forms"/>
+  </ds:schemaRefs>
+</ds:datastoreItem>
+</file>
+
+<file path=customXml/itemProps3.xml><?xml version="1.0" encoding="utf-8"?>
+<ds:datastoreItem xmlns:ds="http://schemas.openxmlformats.org/officeDocument/2006/customXml" ds:itemID="{984F45B7-1ABF-4F3E-B18E-8677C7E89364}">
+  <ds:schemaRefs>
+    <ds:schemaRef ds:uri="http://schemas.microsoft.com/office/2006/metadata/properties"/>
+    <ds:schemaRef ds:uri="http://schemas.microsoft.com/office/infopath/2007/PartnerControls"/>
+  </ds:schemaRefs>
+</ds:datastoreItem>
 </file>